--- a/public/downloads/minutes-meeting-31-01-2026-FULL-TRANSCRIPT.docx
+++ b/public/downloads/minutes-meeting-31-01-2026-FULL-TRANSCRIPT.docx
@@ -322,7 +322,31 @@
           <w:color w:val="8B2E2E"/>
           <w:sz w:val="26"/>
         </w:rPr>
-        <w:t>Page 1 of 2</w:t>
+        <w:t>BEFORE THE SOLE ARBITRATOR</w:t>
+      </w:r>
+    </w:p>
+    <w:p>
+      <w:r>
+        <w:rPr>
+          <w:rFonts w:ascii="Times New Roman" w:hAnsi="Times New Roman" w:eastAsia="Times New Roman"/>
+          <w:b/>
+          <w:i w:val="0"/>
+          <w:color w:val="8B2E2E"/>
+          <w:sz w:val="26"/>
+        </w:rPr>
+        <w:t>SR. ADV. NITIN N. N. P. SARDESSAI</w:t>
+      </w:r>
+    </w:p>
+    <w:p>
+      <w:r>
+        <w:rPr>
+          <w:rFonts w:ascii="Times New Roman" w:hAnsi="Times New Roman" w:eastAsia="Times New Roman"/>
+          <w:b/>
+          <w:i w:val="0"/>
+          <w:color w:val="8B2E2E"/>
+          <w:sz w:val="26"/>
+        </w:rPr>
+        <w:t>AT PANAJI – GOA</w:t>
       </w:r>
     </w:p>
     <w:p>
@@ -333,7 +357,19 @@
           <w:i w:val="0"/>
           <w:sz w:val="22"/>
         </w:rPr>
-        <w:t>BEFORE THE SOLE ARBITRATOR</w:t>
+        <w:t>VIKRAM SHAH …CLAIMANT VERSUS RIVA TRINDADE AND 3 ORS …RESPONDENTS</w:t>
+      </w:r>
+    </w:p>
+    <w:p>
+      <w:r>
+        <w:rPr>
+          <w:rFonts w:ascii="Times New Roman" w:hAnsi="Times New Roman" w:eastAsia="Times New Roman"/>
+          <w:b/>
+          <w:i w:val="0"/>
+          <w:color w:val="8B2E2E"/>
+          <w:sz w:val="26"/>
+        </w:rPr>
+        <w:t>&lt;u&gt;MINUTES OF PROCEEDINGS DATED 31&lt;sup&gt;st&lt;/sup&gt; JANUARY 2026&lt;/u&gt;</w:t>
       </w:r>
     </w:p>
     <w:p>
@@ -344,7 +380,7 @@
           <w:i w:val="0"/>
           <w:sz w:val="22"/>
         </w:rPr>
-        <w:t xml:space="preserve">               SR. ADV. NITIN N. N. P. SARDESSAI</w:t>
+        <w:t>1. Claimant Mr. Vikram Shah present in person along with Adv. K. Noorani and the Claimants Representative Mr. Hemavand Namdarian. Adv. V. Braganza present for Respondent No. 1, 2 and</w:t>
       </w:r>
     </w:p>
     <w:p>
@@ -355,7 +391,7 @@
           <w:i w:val="0"/>
           <w:sz w:val="22"/>
         </w:rPr>
-        <w:t xml:space="preserve">                         AT PANAJI – GOA</w:t>
+        <w:t>3. Respondent No. 1 Mr. Riva Trindade present. Respondent No. 4 Mr. Sadarangani present in person.</w:t>
       </w:r>
     </w:p>
     <w:p>
@@ -366,7 +402,7 @@
           <w:i w:val="0"/>
           <w:sz w:val="22"/>
         </w:rPr>
-        <w:t>VIKRAM SHAH                                        …CLAIMANT</w:t>
+        <w:t>2. The parties have informed me that the settlement talks have not borne any fruits and as such they would argue the matter on the next date of hearing. By consent the parties have suggested</w:t>
       </w:r>
     </w:p>
     <w:p>
@@ -377,7 +413,7 @@
           <w:i w:val="0"/>
           <w:sz w:val="22"/>
         </w:rPr>
-        <w:t xml:space="preserve">                               VERSUS</w:t>
+        <w:t>14.02.2025 as the next date for arguments on both the Applications. Application for receiver and Application for furnishing of Accounts filed by Respondents 1, 2 &amp; 3. The suit SCS/52/A pending before the Civil Judge Senior Division, which is extremely relevant for the present subject matter before this</w:t>
       </w:r>
     </w:p>
     <w:p>
@@ -388,7 +424,7 @@
           <w:i w:val="0"/>
           <w:sz w:val="22"/>
         </w:rPr>
-        <w:t>RIVA TRINDADE AND 3 ORS                            …RESPONDENTS</w:t>
+        <w:t>Tribunal, has been placed on 10.03.2026. I am informed that the parties are interested to take a call on the appointment of the receiver before this date.</w:t>
       </w:r>
     </w:p>
     <w:p>
@@ -399,7 +435,7 @@
           <w:i w:val="0"/>
           <w:sz w:val="22"/>
         </w:rPr>
-        <w:t xml:space="preserve">     MINUTES OF PROCEEDINGS DATED 31st JANUARY 2026</w:t>
+        <w:t>3. The Tribunal therefore adjourns the hearing on 14.02.2026 at</w:t>
       </w:r>
     </w:p>
     <w:p>
@@ -410,7 +446,7 @@
           <w:i w:val="0"/>
           <w:sz w:val="22"/>
         </w:rPr>
-        <w:t>1.     Claimant Mr. Vikram Shah present in person along with Adv. K.</w:t>
+        <w:t>04.15 PM for arguments on both the Applications, at the same place and same venue, with clear indication that no adjournment will be granted and matter should be heard on the said two Applications.</w:t>
       </w:r>
     </w:p>
     <w:p>
@@ -421,131 +457,9 @@
           <w:i w:val="0"/>
           <w:sz w:val="22"/>
         </w:rPr>
-        <w:t xml:space="preserve">       Noorani and the Claimants Representative Mr. Hemavand</w:t>
+        <w:t>4. Stand Over to 14.01.2026 at 04.15 PM at the same venue and seat.</w:t>
       </w:r>
     </w:p>
-    <w:p>
-      <w:r>
-        <w:rPr>
-          <w:rFonts w:ascii="Times New Roman" w:hAnsi="Times New Roman" w:eastAsia="Times New Roman"/>
-          <w:b w:val="0"/>
-          <w:i w:val="0"/>
-          <w:sz w:val="22"/>
-        </w:rPr>
-        <w:t xml:space="preserve">       Namdarian. Adv. V. Braganza present for Respondent No. 1, 2 and</w:t>
-      </w:r>
-    </w:p>
-    <w:p>
-      <w:r>
-        <w:rPr>
-          <w:rFonts w:ascii="Times New Roman" w:hAnsi="Times New Roman" w:eastAsia="Times New Roman"/>
-          <w:b w:val="0"/>
-          <w:i w:val="0"/>
-          <w:sz w:val="22"/>
-        </w:rPr>
-        <w:t xml:space="preserve">       3. Respondent No. 1 Mr. Riva Trindade present. Respondent No. 4</w:t>
-      </w:r>
-    </w:p>
-    <w:p>
-      <w:r>
-        <w:rPr>
-          <w:rFonts w:ascii="Times New Roman" w:hAnsi="Times New Roman" w:eastAsia="Times New Roman"/>
-          <w:b w:val="0"/>
-          <w:i w:val="0"/>
-          <w:sz w:val="22"/>
-        </w:rPr>
-        <w:t xml:space="preserve">       Mr. Sadarangani present in person.</w:t>
-      </w:r>
-    </w:p>
-    <w:p>
-      <w:r>
-        <w:rPr>
-          <w:rFonts w:ascii="Times New Roman" w:hAnsi="Times New Roman" w:eastAsia="Times New Roman"/>
-          <w:b w:val="0"/>
-          <w:i w:val="0"/>
-          <w:sz w:val="22"/>
-        </w:rPr>
-        <w:t>2.     The parties have informed me that the settlement talks have not</w:t>
-      </w:r>
-    </w:p>
-    <w:p>
-      <w:r>
-        <w:rPr>
-          <w:rFonts w:ascii="Times New Roman" w:hAnsi="Times New Roman" w:eastAsia="Times New Roman"/>
-          <w:b w:val="0"/>
-          <w:i w:val="0"/>
-          <w:sz w:val="22"/>
-        </w:rPr>
-        <w:t xml:space="preserve">       borne any fruits and as such they would argue the matter on the</w:t>
-      </w:r>
-    </w:p>
-    <w:p>
-      <w:r>
-        <w:rPr>
-          <w:rFonts w:ascii="Times New Roman" w:hAnsi="Times New Roman" w:eastAsia="Times New Roman"/>
-          <w:b w:val="0"/>
-          <w:i w:val="0"/>
-          <w:sz w:val="22"/>
-        </w:rPr>
-        <w:t xml:space="preserve">       next date of hearing. By consent the parties have suggested</w:t>
-      </w:r>
-    </w:p>
-    <w:p>
-      <w:r>
-        <w:rPr>
-          <w:rFonts w:ascii="Times New Roman" w:hAnsi="Times New Roman" w:eastAsia="Times New Roman"/>
-          <w:b w:val="0"/>
-          <w:i w:val="0"/>
-          <w:sz w:val="22"/>
-        </w:rPr>
-        <w:t xml:space="preserve">       14.02.2025 as the next date for arguments on both the</w:t>
-      </w:r>
-    </w:p>
-    <w:p>
-      <w:r>
-        <w:rPr>
-          <w:rFonts w:ascii="Times New Roman" w:hAnsi="Times New Roman" w:eastAsia="Times New Roman"/>
-          <w:b w:val="0"/>
-          <w:i w:val="0"/>
-          <w:sz w:val="22"/>
-        </w:rPr>
-        <w:t xml:space="preserve">       Applications. Application for receiver and Application for</w:t>
-      </w:r>
-    </w:p>
-    <w:p>
-      <w:r>
-        <w:rPr>
-          <w:rFonts w:ascii="Times New Roman" w:hAnsi="Times New Roman" w:eastAsia="Times New Roman"/>
-          <w:b w:val="0"/>
-          <w:i w:val="0"/>
-          <w:sz w:val="22"/>
-        </w:rPr>
-        <w:t xml:space="preserve">       furnishing of Accounts filed by Respondents 1, 2 &amp; 3. The suit</w:t>
-      </w:r>
-    </w:p>
-    <w:p>
-      <w:r>
-        <w:rPr>
-          <w:rFonts w:ascii="Times New Roman" w:hAnsi="Times New Roman" w:eastAsia="Times New Roman"/>
-          <w:b w:val="0"/>
-          <w:i w:val="0"/>
-          <w:sz w:val="22"/>
-        </w:rPr>
-        <w:t xml:space="preserve">       SCS/52/A pending before the Civil Judge Senior Division, which is</w:t>
-      </w:r>
-    </w:p>
-    <w:p>
-      <w:r>
-        <w:rPr>
-          <w:rFonts w:ascii="Times New Roman" w:hAnsi="Times New Roman" w:eastAsia="Times New Roman"/>
-          <w:b w:val="0"/>
-          <w:i w:val="0"/>
-          <w:sz w:val="22"/>
-        </w:rPr>
-        <w:t xml:space="preserve">       extremely relevant for the present subject matter before this</w:t>
-      </w:r>
-    </w:p>
-    <w:p/>
     <w:p>
       <w:r>
         <w:rPr>
@@ -555,120 +469,9 @@
           <w:color w:val="8B2E2E"/>
           <w:sz w:val="26"/>
         </w:rPr>
-        <w:t>Page 2 of 2</w:t>
+        <w:t>Place: Panaji – Goa. Sr. Adv. Nitin N. N. P. Sardessai Date:31.01.2026 Sole Arbitrator</w:t>
       </w:r>
     </w:p>
-    <w:p>
-      <w:r>
-        <w:rPr>
-          <w:rFonts w:ascii="Times New Roman" w:hAnsi="Times New Roman" w:eastAsia="Times New Roman"/>
-          <w:b w:val="0"/>
-          <w:i w:val="0"/>
-          <w:sz w:val="22"/>
-        </w:rPr>
-        <w:t>Tribunal, has been placed on 10.03.2026. I am informed that the</w:t>
-      </w:r>
-    </w:p>
-    <w:p>
-      <w:r>
-        <w:rPr>
-          <w:rFonts w:ascii="Times New Roman" w:hAnsi="Times New Roman" w:eastAsia="Times New Roman"/>
-          <w:b w:val="0"/>
-          <w:i w:val="0"/>
-          <w:sz w:val="22"/>
-        </w:rPr>
-        <w:t xml:space="preserve">     parties are interested to take a call on the appointment of the</w:t>
-      </w:r>
-    </w:p>
-    <w:p>
-      <w:r>
-        <w:rPr>
-          <w:rFonts w:ascii="Times New Roman" w:hAnsi="Times New Roman" w:eastAsia="Times New Roman"/>
-          <w:b w:val="0"/>
-          <w:i w:val="0"/>
-          <w:sz w:val="22"/>
-        </w:rPr>
-        <w:t xml:space="preserve">     receiver before this date.</w:t>
-      </w:r>
-    </w:p>
-    <w:p>
-      <w:r>
-        <w:rPr>
-          <w:rFonts w:ascii="Times New Roman" w:hAnsi="Times New Roman" w:eastAsia="Times New Roman"/>
-          <w:b w:val="0"/>
-          <w:i w:val="0"/>
-          <w:sz w:val="22"/>
-        </w:rPr>
-        <w:t>3.   The Tribunal therefore adjourns the hearing on 14.02.2026 at</w:t>
-      </w:r>
-    </w:p>
-    <w:p>
-      <w:r>
-        <w:rPr>
-          <w:rFonts w:ascii="Times New Roman" w:hAnsi="Times New Roman" w:eastAsia="Times New Roman"/>
-          <w:b w:val="0"/>
-          <w:i w:val="0"/>
-          <w:sz w:val="22"/>
-        </w:rPr>
-        <w:t xml:space="preserve">     04.15 PM for arguments on both the Applications, at the same place</w:t>
-      </w:r>
-    </w:p>
-    <w:p>
-      <w:r>
-        <w:rPr>
-          <w:rFonts w:ascii="Times New Roman" w:hAnsi="Times New Roman" w:eastAsia="Times New Roman"/>
-          <w:b w:val="0"/>
-          <w:i w:val="0"/>
-          <w:sz w:val="22"/>
-        </w:rPr>
-        <w:t xml:space="preserve">     and same venue, with clear indication that no adjournment will be</w:t>
-      </w:r>
-    </w:p>
-    <w:p>
-      <w:r>
-        <w:rPr>
-          <w:rFonts w:ascii="Times New Roman" w:hAnsi="Times New Roman" w:eastAsia="Times New Roman"/>
-          <w:b w:val="0"/>
-          <w:i w:val="0"/>
-          <w:sz w:val="22"/>
-        </w:rPr>
-        <w:t xml:space="preserve">     granted and matter should be heard on the said two Applications.</w:t>
-      </w:r>
-    </w:p>
-    <w:p>
-      <w:r>
-        <w:rPr>
-          <w:rFonts w:ascii="Times New Roman" w:hAnsi="Times New Roman" w:eastAsia="Times New Roman"/>
-          <w:b w:val="0"/>
-          <w:i w:val="0"/>
-          <w:sz w:val="22"/>
-        </w:rPr>
-        <w:t>4.   Stand Over to 14.01.2026 at 04.15 PM at the same venue and seat.</w:t>
-      </w:r>
-    </w:p>
-    <w:p>
-      <w:r>
-        <w:rPr>
-          <w:rFonts w:ascii="Times New Roman" w:hAnsi="Times New Roman" w:eastAsia="Times New Roman"/>
-          <w:b w:val="0"/>
-          <w:i w:val="0"/>
-          <w:sz w:val="22"/>
-        </w:rPr>
-        <w:t>Place: Panaji – Goa.              Sr. Adv. Nitin N. N. P. Sardessai</w:t>
-      </w:r>
-    </w:p>
-    <w:p>
-      <w:r>
-        <w:rPr>
-          <w:rFonts w:ascii="Times New Roman" w:hAnsi="Times New Roman" w:eastAsia="Times New Roman"/>
-          <w:b w:val="0"/>
-          <w:i w:val="0"/>
-          <w:sz w:val="22"/>
-        </w:rPr>
-        <w:t>Date:31.01.2026                             Sole Arbitrator</w:t>
-      </w:r>
-    </w:p>
-    <w:p/>
     <w:sectPr>
       <w:headerReference w:type="default" r:id="rId9"/>
       <w:footerReference w:type="default" r:id="rId10"/>
